--- a/TCC - BASE TREINO.docx
+++ b/TCC - BASE TREINO.docx
@@ -346,21 +346,33 @@
       </w:r>
       <w:r>
         <w:lastRenderedPageBreak/>
-        <w:t>EPIGRAFE-</w:t>
-      </w:r>
-    </w:p>
-    <w:p/>
-    <w:p>
-      <w:pPr>
-        <w:spacing w:after="160" w:line="259" w:lineRule="auto"/>
+        <w:t>EPIGRAFE</w:t>
+      </w:r>
+    </w:p>
+    <w:p>
+      <w:pPr>
+        <w:spacing w:before="12000"/>
         <w:ind w:firstLine="0"/>
-        <w:jc w:val="left"/>
-      </w:pPr>
-      <w:r>
-        <w:br w:type="page"/>
-      </w:r>
+      </w:pPr>
       <w:bookmarkStart w:id="0" w:name="_GoBack"/>
       <w:bookmarkEnd w:id="0"/>
+      <w:r>
+        <w:t>"Só existem dois dias no ano que nada pode ser feito. Um chama-se ontem e o outro chama-se amanhã, portanto hoje é o dia certo para amar, acreditar, fazer e principalmente viver"</w:t>
+      </w:r>
+      <w:r>
+        <w:t xml:space="preserve"> </w:t>
+      </w:r>
+    </w:p>
+    <w:p>
+      <w:pPr>
+        <w:ind w:firstLine="0"/>
+      </w:pPr>
+      <w:r>
+        <w:t>Dalai Lama</w:t>
+      </w:r>
+      <w:r>
+        <w:br w:type="page"/>
+      </w:r>
     </w:p>
     <w:p>
       <w:pPr>
@@ -5607,7 +5619,7 @@
             </c:spPr>
             <c:extLst>
               <c:ext xmlns:c16="http://schemas.microsoft.com/office/drawing/2014/chart" uri="{C3380CC4-5D6E-409C-BE32-E72D297353CC}">
-                <c16:uniqueId val="{00000001-A487-4A03-BF3D-8AC94246B2D3}"/>
+                <c16:uniqueId val="{00000001-2BDE-456F-9830-81537955DB54}"/>
               </c:ext>
             </c:extLst>
           </c:dPt>
@@ -5654,7 +5666,7 @@
             </c:spPr>
             <c:extLst>
               <c:ext xmlns:c16="http://schemas.microsoft.com/office/drawing/2014/chart" uri="{C3380CC4-5D6E-409C-BE32-E72D297353CC}">
-                <c16:uniqueId val="{00000003-A487-4A03-BF3D-8AC94246B2D3}"/>
+                <c16:uniqueId val="{00000003-2BDE-456F-9830-81537955DB54}"/>
               </c:ext>
             </c:extLst>
           </c:dPt>
@@ -5701,7 +5713,7 @@
             </c:spPr>
             <c:extLst>
               <c:ext xmlns:c16="http://schemas.microsoft.com/office/drawing/2014/chart" uri="{C3380CC4-5D6E-409C-BE32-E72D297353CC}">
-                <c16:uniqueId val="{00000005-A487-4A03-BF3D-8AC94246B2D3}"/>
+                <c16:uniqueId val="{00000005-2BDE-456F-9830-81537955DB54}"/>
               </c:ext>
             </c:extLst>
           </c:dPt>
@@ -5748,7 +5760,7 @@
             </c:spPr>
             <c:extLst>
               <c:ext xmlns:c16="http://schemas.microsoft.com/office/drawing/2014/chart" uri="{C3380CC4-5D6E-409C-BE32-E72D297353CC}">
-                <c16:uniqueId val="{00000007-A487-4A03-BF3D-8AC94246B2D3}"/>
+                <c16:uniqueId val="{00000007-2BDE-456F-9830-81537955DB54}"/>
               </c:ext>
             </c:extLst>
           </c:dPt>
@@ -6698,7 +6710,7 @@
 </file>
 
 <file path=customXml/itemProps1.xml><?xml version="1.0" encoding="utf-8"?>
-<ds:datastoreItem xmlns:ds="http://schemas.openxmlformats.org/officeDocument/2006/customXml" ds:itemID="{C1EFFB31-A043-4B4E-A4D8-30D5D8EBF192}">
+<ds:datastoreItem xmlns:ds="http://schemas.openxmlformats.org/officeDocument/2006/customXml" ds:itemID="{7C60188D-F773-445D-8854-8F5E9BC7E6EA}">
   <ds:schemaRefs>
     <ds:schemaRef ds:uri="http://schemas.openxmlformats.org/officeDocument/2006/bibliography"/>
   </ds:schemaRefs>
